--- a/Multi threading documents.docx
+++ b/Multi threading documents.docx
@@ -10259,9 +10259,6 @@
       </w:r>
       <w:r>
         <w:br/>
-      </w:r>
-      <w:r>
-        <w:br/>
         <w:t xml:space="preserve">    private </w:t>
       </w:r>
       <w:proofErr w:type="spellStart"/>
@@ -10302,17 +10299,27 @@
       </w:r>
       <w:r>
         <w:br/>
-      </w:r>
-      <w:r>
-        <w:br/>
         <w:t xml:space="preserve">    void execute() {</w:t>
       </w:r>
       <w:r>
         <w:br/>
-      </w:r>
-      <w:r>
-        <w:br/>
-        <w:t xml:space="preserve">        if (lock1.tryLock()) {</w:t>
+        <w:t xml:space="preserve">        if (lock1.</w:t>
+      </w:r>
+      <w:r>
+        <w:rPr>
+          <w:highlight w:val="yellow"/>
+        </w:rPr>
+        <w:t>tryLock()</w:t>
+      </w:r>
+      <w:r>
+        <w:t>) {</w:t>
+      </w:r>
+      <w:r>
+        <w:tab/>
+      </w:r>
+      <w:r>
+        <w:tab/>
+        <w:t>synchronized(obj1)</w:t>
       </w:r>
       <w:r>
         <w:br/>
@@ -10360,7 +10367,13 @@
       </w:r>
       <w:r>
         <w:br/>
-        <w:t xml:space="preserve">                lock1.unlock();</w:t>
+        <w:t xml:space="preserve">                lock1.</w:t>
+      </w:r>
+      <w:r>
+        <w:rPr>
+          <w:highlight w:val="yellow"/>
+        </w:rPr>
+        <w:t>unlock();</w:t>
       </w:r>
       <w:r>
         <w:br/>
@@ -10419,35 +10432,35 @@
     <w:p>
       <w:proofErr w:type="spellStart"/>
       <w:r>
+        <w:t>jstack</w:t>
+      </w:r>
+      <w:proofErr w:type="spellEnd"/>
+      <w:r>
+        <w:br/>
+      </w:r>
+      <w:proofErr w:type="spellStart"/>
+      <w:r>
+        <w:t>VisualVM</w:t>
+      </w:r>
+      <w:proofErr w:type="spellEnd"/>
+      <w:r>
+        <w:br/>
+        <w:t>Java Flight Recorder</w:t>
+      </w:r>
+    </w:p>
+    <w:p>
+      <w:r>
+        <w:t>Command:</w:t>
+      </w:r>
+    </w:p>
+    <w:p>
+      <w:proofErr w:type="spellStart"/>
+      <w:r>
         <w:lastRenderedPageBreak/>
         <w:t>jstack</w:t>
       </w:r>
       <w:proofErr w:type="spellEnd"/>
       <w:r>
-        <w:br/>
-      </w:r>
-      <w:proofErr w:type="spellStart"/>
-      <w:r>
-        <w:t>VisualVM</w:t>
-      </w:r>
-      <w:proofErr w:type="spellEnd"/>
-      <w:r>
-        <w:br/>
-        <w:t>Java Flight Recorder</w:t>
-      </w:r>
-    </w:p>
-    <w:p>
-      <w:r>
-        <w:t>Command:</w:t>
-      </w:r>
-    </w:p>
-    <w:p>
-      <w:proofErr w:type="spellStart"/>
-      <w:r>
-        <w:t>jstack</w:t>
-      </w:r>
-      <w:proofErr w:type="spellEnd"/>
-      <w:r>
         <w:t xml:space="preserve"> &lt;</w:t>
       </w:r>
       <w:proofErr w:type="spellStart"/>
@@ -10643,19 +10656,21 @@
     </w:p>
     <w:p>
       <w:r>
+        <w:t>Keep lock scope small</w:t>
+      </w:r>
+      <w:r>
+        <w:br/>
+        <w:t>Avoid nested locking</w:t>
+      </w:r>
+      <w:r>
+        <w:br/>
+        <w:t>Use consistent lock ordering</w:t>
+      </w:r>
+      <w:r>
+        <w:br/>
+      </w:r>
+      <w:r>
         <w:lastRenderedPageBreak/>
-        <w:t>Keep lock scope small</w:t>
-      </w:r>
-      <w:r>
-        <w:br/>
-        <w:t>Avoid nested locking</w:t>
-      </w:r>
-      <w:r>
-        <w:br/>
-        <w:t>Use consistent lock ordering</w:t>
-      </w:r>
-      <w:r>
-        <w:br/>
         <w:t>Prefer high-level concurrency utilities</w:t>
       </w:r>
       <w:r>
@@ -10836,35 +10851,33 @@
       </w:r>
       <w:r>
         <w:br/>
-      </w:r>
+        <w:t xml:space="preserve">Use </w:t>
+      </w:r>
+      <w:proofErr w:type="spellStart"/>
+      <w:r>
+        <w:t>tryLock</w:t>
+      </w:r>
+      <w:proofErr w:type="spellEnd"/>
+      <w:r>
+        <w:t xml:space="preserve"> for safer locking</w:t>
+      </w:r>
+      <w:r>
+        <w:br/>
+        <w:t xml:space="preserve">Detect using </w:t>
+      </w:r>
+      <w:proofErr w:type="spellStart"/>
+      <w:r>
+        <w:t>jstack</w:t>
+      </w:r>
+      <w:proofErr w:type="spellEnd"/>
+      <w:r>
+        <w:t xml:space="preserve"> and monitoring tools</w:t>
+      </w:r>
+    </w:p>
+    <w:p/>
+    <w:p>
       <w:r>
         <w:lastRenderedPageBreak/>
-        <w:t xml:space="preserve">Use </w:t>
-      </w:r>
-      <w:proofErr w:type="spellStart"/>
-      <w:r>
-        <w:t>tryLock</w:t>
-      </w:r>
-      <w:proofErr w:type="spellEnd"/>
-      <w:r>
-        <w:t xml:space="preserve"> for safer locking</w:t>
-      </w:r>
-      <w:r>
-        <w:br/>
-        <w:t xml:space="preserve">Detect using </w:t>
-      </w:r>
-      <w:proofErr w:type="spellStart"/>
-      <w:r>
-        <w:t>jstack</w:t>
-      </w:r>
-      <w:proofErr w:type="spellEnd"/>
-      <w:r>
-        <w:t xml:space="preserve"> and monitoring tools</w:t>
-      </w:r>
-    </w:p>
-    <w:p/>
-    <w:p>
-      <w:r>
         <w:pict w14:anchorId="16CF0BC1">
           <v:rect id="_x0000_i1134" style="width:0;height:1.5pt" o:hralign="center" o:hrstd="t" o:hr="t" fillcolor="#a0a0a0" stroked="f"/>
         </w:pict>
@@ -11086,6 +11099,53 @@
       </w:r>
       <w:r>
         <w:br/>
+        <w:t xml:space="preserve">        </w:t>
+      </w:r>
+      <w:proofErr w:type="spellStart"/>
+      <w:r>
+        <w:t>FlagTask</w:t>
+      </w:r>
+      <w:proofErr w:type="spellEnd"/>
+      <w:r>
+        <w:t xml:space="preserve"> t = new </w:t>
+      </w:r>
+      <w:proofErr w:type="spellStart"/>
+      <w:r>
+        <w:t>FlagTask</w:t>
+      </w:r>
+      <w:proofErr w:type="spellEnd"/>
+      <w:r>
+        <w:t>();</w:t>
+      </w:r>
+      <w:r>
+        <w:br/>
+        <w:t xml:space="preserve">        </w:t>
+      </w:r>
+      <w:proofErr w:type="spellStart"/>
+      <w:r>
+        <w:t>t.start</w:t>
+      </w:r>
+      <w:proofErr w:type="spellEnd"/>
+      <w:r>
+        <w:t>();</w:t>
+      </w:r>
+      <w:r>
+        <w:br/>
+      </w:r>
+      <w:r>
+        <w:br/>
+        <w:t xml:space="preserve">        </w:t>
+      </w:r>
+      <w:proofErr w:type="spellStart"/>
+      <w:r>
+        <w:t>Thread.sleep</w:t>
+      </w:r>
+      <w:proofErr w:type="spellEnd"/>
+      <w:r>
+        <w:t>(1000);</w:t>
+      </w:r>
+      <w:r>
+        <w:br/>
       </w:r>
       <w:r>
         <w:lastRenderedPageBreak/>
@@ -11093,53 +11153,6 @@
       </w:r>
       <w:proofErr w:type="spellStart"/>
       <w:r>
-        <w:t>FlagTask</w:t>
-      </w:r>
-      <w:proofErr w:type="spellEnd"/>
-      <w:r>
-        <w:t xml:space="preserve"> t = new </w:t>
-      </w:r>
-      <w:proofErr w:type="spellStart"/>
-      <w:r>
-        <w:t>FlagTask</w:t>
-      </w:r>
-      <w:proofErr w:type="spellEnd"/>
-      <w:r>
-        <w:t>();</w:t>
-      </w:r>
-      <w:r>
-        <w:br/>
-        <w:t xml:space="preserve">        </w:t>
-      </w:r>
-      <w:proofErr w:type="spellStart"/>
-      <w:r>
-        <w:t>t.start</w:t>
-      </w:r>
-      <w:proofErr w:type="spellEnd"/>
-      <w:r>
-        <w:t>();</w:t>
-      </w:r>
-      <w:r>
-        <w:br/>
-      </w:r>
-      <w:r>
-        <w:br/>
-        <w:t xml:space="preserve">        </w:t>
-      </w:r>
-      <w:proofErr w:type="spellStart"/>
-      <w:r>
-        <w:t>Thread.sleep</w:t>
-      </w:r>
-      <w:proofErr w:type="spellEnd"/>
-      <w:r>
-        <w:t>(1000);</w:t>
-      </w:r>
-      <w:r>
-        <w:br/>
-        <w:t xml:space="preserve">        </w:t>
-      </w:r>
-      <w:proofErr w:type="spellStart"/>
-      <w:r>
         <w:t>t.running</w:t>
       </w:r>
       <w:proofErr w:type="spellEnd"/>
@@ -11391,447 +11404,445 @@
     </w:p>
     <w:p>
       <w:r>
+        <w:t>• Visibility</w:t>
+      </w:r>
+      <w:r>
+        <w:br/>
+        <w:t>• No caching of variable</w:t>
+      </w:r>
+      <w:r>
+        <w:br/>
+        <w:t>• Happens-before relationship</w:t>
+      </w:r>
+    </w:p>
+    <w:p>
+      <w:r>
+        <w:lastRenderedPageBreak/>
+        <w:t>What volatile does NOT guarantee:</w:t>
+      </w:r>
+    </w:p>
+    <w:p>
+      <w:r>
+        <w:t>• Atomicity</w:t>
+      </w:r>
+    </w:p>
+    <w:p>
+      <w:r>
+        <w:pict w14:anchorId="16A688FA">
+          <v:rect id="_x0000_i1139" style="width:0;height:1.5pt" o:hralign="center" o:hrstd="t" o:hr="t" fillcolor="#a0a0a0" stroked="f"/>
+        </w:pict>
+      </w:r>
+    </w:p>
+    <w:p>
+      <w:pPr>
+        <w:rPr>
+          <w:b/>
+          <w:bCs/>
+        </w:rPr>
+      </w:pPr>
+      <w:r>
+        <w:rPr>
+          <w:b/>
+          <w:bCs/>
+        </w:rPr>
+        <w:t>volatile Does NOT Fix Race Condition</w:t>
+      </w:r>
+    </w:p>
+    <w:p>
+      <w:r>
+        <w:t>Example:</w:t>
+      </w:r>
+    </w:p>
+    <w:p>
+      <w:r>
+        <w:t>class Counter {</w:t>
+      </w:r>
+      <w:r>
+        <w:br/>
+      </w:r>
+      <w:r>
+        <w:br/>
+        <w:t xml:space="preserve">    volatile int count = 0;</w:t>
+      </w:r>
+      <w:r>
+        <w:br/>
+      </w:r>
+      <w:r>
+        <w:br/>
+        <w:t xml:space="preserve">    void </w:t>
+      </w:r>
+      <w:proofErr w:type="gramStart"/>
+      <w:r>
+        <w:t>increment(</w:t>
+      </w:r>
+      <w:proofErr w:type="gramEnd"/>
+      <w:r>
+        <w:t>) {</w:t>
+      </w:r>
+      <w:r>
+        <w:br/>
+        <w:t xml:space="preserve">        count++;</w:t>
+      </w:r>
+      <w:r>
+        <w:br/>
+        <w:t xml:space="preserve">  </w:t>
+      </w:r>
+      <w:proofErr w:type="gramStart"/>
+      <w:r>
+        <w:t xml:space="preserve">  }</w:t>
+      </w:r>
+      <w:proofErr w:type="gramEnd"/>
+      <w:r>
+        <w:br/>
+        <w:t>}</w:t>
+      </w:r>
+    </w:p>
+    <w:p>
+      <w:r>
+        <w:t>This is still NOT thread-safe.</w:t>
+      </w:r>
+    </w:p>
+    <w:p>
+      <w:r>
+        <w:t>Because count++ is not atomic.</w:t>
+      </w:r>
+    </w:p>
+    <w:p>
+      <w:r>
+        <w:pict w14:anchorId="0DE1AACD">
+          <v:rect id="_x0000_i1140" style="width:0;height:1.5pt" o:hralign="center" o:hrstd="t" o:hr="t" fillcolor="#a0a0a0" stroked="f"/>
+        </w:pict>
+      </w:r>
+    </w:p>
+    <w:p>
+      <w:pPr>
+        <w:rPr>
+          <w:b/>
+          <w:bCs/>
+        </w:rPr>
+      </w:pPr>
+      <w:r>
+        <w:rPr>
+          <w:b/>
+          <w:bCs/>
+        </w:rPr>
+        <w:t>Java Memory Model (JMM)</w:t>
+      </w:r>
+    </w:p>
+    <w:p>
+      <w:r>
+        <w:t>JMM defines:</w:t>
+      </w:r>
+    </w:p>
+    <w:p>
+      <w:r>
+        <w:t>• How threads interact through memory</w:t>
+      </w:r>
+      <w:r>
+        <w:br/>
+        <w:t>• When changes become visible</w:t>
+      </w:r>
+      <w:r>
+        <w:br/>
+        <w:t>• Reordering rules</w:t>
+      </w:r>
+    </w:p>
+    <w:p>
+      <w:r>
+        <w:t>Each thread:</w:t>
+      </w:r>
+    </w:p>
+    <w:p>
+      <w:r>
+        <w:t>Has its own working memory</w:t>
+      </w:r>
+      <w:r>
+        <w:br/>
+        <w:t>Reads from main memory</w:t>
+      </w:r>
+      <w:r>
+        <w:br/>
+        <w:t>Writes back to main memory</w:t>
+      </w:r>
+    </w:p>
+    <w:p>
+      <w:r>
+        <w:t>volatile forces:</w:t>
+      </w:r>
+    </w:p>
+    <w:p>
+      <w:r>
+        <w:t>Direct read/write to main memory</w:t>
+      </w:r>
+    </w:p>
+    <w:p>
+      <w:r>
+        <w:pict w14:anchorId="256234FE">
+          <v:rect id="_x0000_i1141" style="width:0;height:1.5pt" o:hralign="center" o:hrstd="t" o:hr="t" fillcolor="#a0a0a0" stroked="f"/>
+        </w:pict>
+      </w:r>
+    </w:p>
+    <w:p>
+      <w:pPr>
+        <w:rPr>
+          <w:b/>
+          <w:bCs/>
+        </w:rPr>
+      </w:pPr>
+      <w:r>
+        <w:rPr>
+          <w:b/>
+          <w:bCs/>
+        </w:rPr>
+        <w:t>Happens-Before Relationship</w:t>
+      </w:r>
+    </w:p>
+    <w:p>
+      <w:r>
+        <w:t>If:</w:t>
+      </w:r>
+    </w:p>
+    <w:p>
+      <w:r>
+        <w:t>Thread A writes to volatile variable</w:t>
+      </w:r>
+      <w:r>
+        <w:br/>
+        <w:t>Thread B reads that variable</w:t>
+      </w:r>
+    </w:p>
+    <w:p>
+      <w:r>
+        <w:lastRenderedPageBreak/>
+        <w:t>Then:</w:t>
+      </w:r>
+    </w:p>
+    <w:p>
+      <w:r>
+        <w:t>All writes before volatile write</w:t>
+      </w:r>
+      <w:r>
+        <w:br/>
+        <w:t>Become visible to Thread B</w:t>
+      </w:r>
+    </w:p>
+    <w:p>
+      <w:r>
+        <w:t>This ensures memory consistency.</w:t>
+      </w:r>
+    </w:p>
+    <w:p>
+      <w:r>
+        <w:pict w14:anchorId="4397C8CB">
+          <v:rect id="_x0000_i1142" style="width:0;height:1.5pt" o:hralign="center" o:hrstd="t" o:hr="t" fillcolor="#a0a0a0" stroked="f"/>
+        </w:pict>
+      </w:r>
+    </w:p>
+    <w:p>
+      <w:pPr>
+        <w:rPr>
+          <w:b/>
+          <w:bCs/>
+        </w:rPr>
+      </w:pPr>
+      <w:r>
+        <w:rPr>
+          <w:b/>
+          <w:bCs/>
+        </w:rPr>
+        <w:t>Real-Time Example – Shutdown Flag</w:t>
+      </w:r>
+    </w:p>
+    <w:p>
+      <w:r>
+        <w:t>In server applications:</w:t>
+      </w:r>
+    </w:p>
+    <w:p>
+      <w:r>
+        <w:t>class Server {</w:t>
+      </w:r>
+      <w:r>
+        <w:br/>
+      </w:r>
+      <w:r>
+        <w:br/>
+        <w:t xml:space="preserve">    private volatile </w:t>
+      </w:r>
+      <w:proofErr w:type="spellStart"/>
+      <w:r>
+        <w:t>boolean</w:t>
+      </w:r>
+      <w:proofErr w:type="spellEnd"/>
+      <w:r>
+        <w:t xml:space="preserve"> running = true;</w:t>
+      </w:r>
+      <w:r>
+        <w:br/>
+      </w:r>
+      <w:r>
+        <w:br/>
+        <w:t xml:space="preserve">    public void </w:t>
+      </w:r>
+      <w:proofErr w:type="gramStart"/>
+      <w:r>
+        <w:t>start(</w:t>
+      </w:r>
+      <w:proofErr w:type="gramEnd"/>
+      <w:r>
+        <w:t>) {</w:t>
+      </w:r>
+      <w:r>
+        <w:br/>
+      </w:r>
+      <w:r>
+        <w:br/>
+        <w:t xml:space="preserve">        while (running) {</w:t>
+      </w:r>
+      <w:r>
+        <w:br/>
+        <w:t xml:space="preserve">            </w:t>
+      </w:r>
+      <w:proofErr w:type="spellStart"/>
+      <w:r>
+        <w:t>System.out.println</w:t>
+      </w:r>
+      <w:proofErr w:type="spellEnd"/>
+      <w:r>
+        <w:t>("Server running...");</w:t>
+      </w:r>
+      <w:r>
+        <w:br/>
+        <w:t xml:space="preserve">      </w:t>
+      </w:r>
+      <w:proofErr w:type="gramStart"/>
+      <w:r>
+        <w:t xml:space="preserve">  }</w:t>
+      </w:r>
+      <w:proofErr w:type="gramEnd"/>
+      <w:r>
+        <w:br/>
+      </w:r>
+      <w:r>
+        <w:br/>
+        <w:t xml:space="preserve">        </w:t>
+      </w:r>
+      <w:proofErr w:type="spellStart"/>
+      <w:r>
+        <w:t>System.out.println</w:t>
+      </w:r>
+      <w:proofErr w:type="spellEnd"/>
+      <w:r>
+        <w:t>("Server stopped");</w:t>
+      </w:r>
+      <w:r>
+        <w:br/>
+        <w:t xml:space="preserve">  </w:t>
+      </w:r>
+      <w:proofErr w:type="gramStart"/>
+      <w:r>
+        <w:t xml:space="preserve">  }</w:t>
+      </w:r>
+      <w:proofErr w:type="gramEnd"/>
+      <w:r>
+        <w:br/>
+      </w:r>
+      <w:r>
+        <w:br/>
+        <w:t xml:space="preserve">    public void </w:t>
+      </w:r>
+      <w:proofErr w:type="gramStart"/>
+      <w:r>
+        <w:t>stop(</w:t>
+      </w:r>
+      <w:proofErr w:type="gramEnd"/>
+      <w:r>
+        <w:t>) {</w:t>
+      </w:r>
+      <w:r>
+        <w:br/>
+        <w:t xml:space="preserve">        running = false;</w:t>
+      </w:r>
+      <w:r>
+        <w:br/>
+        <w:t xml:space="preserve">  </w:t>
+      </w:r>
+      <w:proofErr w:type="gramStart"/>
+      <w:r>
+        <w:t xml:space="preserve">  }</w:t>
+      </w:r>
+      <w:proofErr w:type="gramEnd"/>
+      <w:r>
+        <w:br/>
+        <w:t>}</w:t>
+      </w:r>
+    </w:p>
+    <w:p>
+      <w:r>
+        <w:t>Without volatile:</w:t>
+      </w:r>
+    </w:p>
+    <w:p>
+      <w:r>
+        <w:t>Server may never stop.</w:t>
+      </w:r>
+    </w:p>
+    <w:p>
+      <w:r>
+        <w:pict w14:anchorId="30FEE964">
+          <v:rect id="_x0000_i1143" style="width:0;height:1.5pt" o:hralign="center" o:hrstd="t" o:hr="t" fillcolor="#a0a0a0" stroked="f"/>
+        </w:pict>
+      </w:r>
+    </w:p>
+    <w:p>
+      <w:pPr>
+        <w:rPr>
+          <w:b/>
+          <w:bCs/>
+        </w:rPr>
+      </w:pPr>
+      <w:r>
+        <w:rPr>
+          <w:b/>
+          <w:bCs/>
+        </w:rPr>
+        <w:t>volatile vs synchronized</w:t>
+      </w:r>
+    </w:p>
+    <w:p>
+      <w:r>
+        <w:t>volatile</w:t>
+      </w:r>
+    </w:p>
+    <w:p>
+      <w:r>
+        <w:t>• Only visibility guarantee</w:t>
+      </w:r>
+      <w:r>
+        <w:br/>
+        <w:t>• No locking</w:t>
+      </w:r>
+      <w:r>
+        <w:br/>
+        <w:t>• Lightweight</w:t>
+      </w:r>
+      <w:r>
+        <w:br/>
+        <w:t>• No blocking</w:t>
+      </w:r>
+    </w:p>
+    <w:p>
+      <w:r>
+        <w:t>synchronized</w:t>
+      </w:r>
+    </w:p>
+    <w:p>
+      <w:r>
         <w:lastRenderedPageBreak/>
         <w:t>• Visibility</w:t>
       </w:r>
       <w:r>
         <w:br/>
-        <w:t>• No caching of variable</w:t>
-      </w:r>
-      <w:r>
-        <w:br/>
-        <w:t>• Happens-before relationship</w:t>
-      </w:r>
-    </w:p>
-    <w:p>
-      <w:r>
-        <w:t>What volatile does NOT guarantee:</w:t>
-      </w:r>
-    </w:p>
-    <w:p>
-      <w:r>
-        <w:t>• Atomicity</w:t>
-      </w:r>
-    </w:p>
-    <w:p>
-      <w:r>
-        <w:pict w14:anchorId="16A688FA">
-          <v:rect id="_x0000_i1139" style="width:0;height:1.5pt" o:hralign="center" o:hrstd="t" o:hr="t" fillcolor="#a0a0a0" stroked="f"/>
-        </w:pict>
-      </w:r>
-    </w:p>
-    <w:p>
-      <w:pPr>
-        <w:rPr>
-          <w:b/>
-          <w:bCs/>
-        </w:rPr>
-      </w:pPr>
-      <w:r>
-        <w:rPr>
-          <w:b/>
-          <w:bCs/>
-        </w:rPr>
-        <w:t>volatile Does NOT Fix Race Condition</w:t>
-      </w:r>
-    </w:p>
-    <w:p>
-      <w:r>
-        <w:t>Example:</w:t>
-      </w:r>
-    </w:p>
-    <w:p>
-      <w:r>
-        <w:t>class Counter {</w:t>
-      </w:r>
-      <w:r>
-        <w:br/>
-      </w:r>
-      <w:r>
-        <w:br/>
-        <w:t xml:space="preserve">    volatile int count = 0;</w:t>
-      </w:r>
-      <w:r>
-        <w:br/>
-      </w:r>
-      <w:r>
-        <w:br/>
-        <w:t xml:space="preserve">    void </w:t>
-      </w:r>
-      <w:proofErr w:type="gramStart"/>
-      <w:r>
-        <w:t>increment(</w:t>
-      </w:r>
-      <w:proofErr w:type="gramEnd"/>
-      <w:r>
-        <w:t>) {</w:t>
-      </w:r>
-      <w:r>
-        <w:br/>
-        <w:t xml:space="preserve">        count++;</w:t>
-      </w:r>
-      <w:r>
-        <w:br/>
-        <w:t xml:space="preserve">  </w:t>
-      </w:r>
-      <w:proofErr w:type="gramStart"/>
-      <w:r>
-        <w:t xml:space="preserve">  }</w:t>
-      </w:r>
-      <w:proofErr w:type="gramEnd"/>
-      <w:r>
-        <w:br/>
-        <w:t>}</w:t>
-      </w:r>
-    </w:p>
-    <w:p>
-      <w:r>
-        <w:t>This is still NOT thread-safe.</w:t>
-      </w:r>
-    </w:p>
-    <w:p>
-      <w:r>
-        <w:t>Because count++ is not atomic.</w:t>
-      </w:r>
-    </w:p>
-    <w:p>
-      <w:r>
-        <w:pict w14:anchorId="0DE1AACD">
-          <v:rect id="_x0000_i1140" style="width:0;height:1.5pt" o:hralign="center" o:hrstd="t" o:hr="t" fillcolor="#a0a0a0" stroked="f"/>
-        </w:pict>
-      </w:r>
-    </w:p>
-    <w:p>
-      <w:pPr>
-        <w:rPr>
-          <w:b/>
-          <w:bCs/>
-        </w:rPr>
-      </w:pPr>
-      <w:r>
-        <w:rPr>
-          <w:b/>
-          <w:bCs/>
-        </w:rPr>
-        <w:t>Java Memory Model (JMM)</w:t>
-      </w:r>
-    </w:p>
-    <w:p>
-      <w:r>
-        <w:t>JMM defines:</w:t>
-      </w:r>
-    </w:p>
-    <w:p>
-      <w:r>
-        <w:t>• How threads interact through memory</w:t>
-      </w:r>
-      <w:r>
-        <w:br/>
-        <w:t>• When changes become visible</w:t>
-      </w:r>
-      <w:r>
-        <w:br/>
-        <w:t>• Reordering rules</w:t>
-      </w:r>
-    </w:p>
-    <w:p>
-      <w:r>
-        <w:t>Each thread:</w:t>
-      </w:r>
-    </w:p>
-    <w:p>
-      <w:r>
-        <w:t>Has its own working memory</w:t>
-      </w:r>
-      <w:r>
-        <w:br/>
-        <w:t>Reads from main memory</w:t>
-      </w:r>
-      <w:r>
-        <w:br/>
-        <w:t>Writes back to main memory</w:t>
-      </w:r>
-    </w:p>
-    <w:p>
-      <w:r>
-        <w:t>volatile forces:</w:t>
-      </w:r>
-    </w:p>
-    <w:p>
-      <w:r>
-        <w:t>Direct read/write to main memory</w:t>
-      </w:r>
-    </w:p>
-    <w:p>
-      <w:r>
-        <w:pict w14:anchorId="256234FE">
-          <v:rect id="_x0000_i1141" style="width:0;height:1.5pt" o:hralign="center" o:hrstd="t" o:hr="t" fillcolor="#a0a0a0" stroked="f"/>
-        </w:pict>
-      </w:r>
-    </w:p>
-    <w:p>
-      <w:pPr>
-        <w:rPr>
-          <w:b/>
-          <w:bCs/>
-        </w:rPr>
-      </w:pPr>
-      <w:r>
-        <w:rPr>
-          <w:b/>
-          <w:bCs/>
-        </w:rPr>
-        <w:t>Happens-Before Relationship</w:t>
-      </w:r>
-    </w:p>
-    <w:p>
-      <w:r>
-        <w:lastRenderedPageBreak/>
-        <w:t>If:</w:t>
-      </w:r>
-    </w:p>
-    <w:p>
-      <w:r>
-        <w:t>Thread A writes to volatile variable</w:t>
-      </w:r>
-      <w:r>
-        <w:br/>
-        <w:t>Thread B reads that variable</w:t>
-      </w:r>
-    </w:p>
-    <w:p>
-      <w:r>
-        <w:t>Then:</w:t>
-      </w:r>
-    </w:p>
-    <w:p>
-      <w:r>
-        <w:t>All writes before volatile write</w:t>
-      </w:r>
-      <w:r>
-        <w:br/>
-        <w:t>Become visible to Thread B</w:t>
-      </w:r>
-    </w:p>
-    <w:p>
-      <w:r>
-        <w:t>This ensures memory consistency.</w:t>
-      </w:r>
-    </w:p>
-    <w:p>
-      <w:r>
-        <w:pict w14:anchorId="4397C8CB">
-          <v:rect id="_x0000_i1142" style="width:0;height:1.5pt" o:hralign="center" o:hrstd="t" o:hr="t" fillcolor="#a0a0a0" stroked="f"/>
-        </w:pict>
-      </w:r>
-    </w:p>
-    <w:p>
-      <w:pPr>
-        <w:rPr>
-          <w:b/>
-          <w:bCs/>
-        </w:rPr>
-      </w:pPr>
-      <w:r>
-        <w:rPr>
-          <w:b/>
-          <w:bCs/>
-        </w:rPr>
-        <w:t>Real-Time Example – Shutdown Flag</w:t>
-      </w:r>
-    </w:p>
-    <w:p>
-      <w:r>
-        <w:t>In server applications:</w:t>
-      </w:r>
-    </w:p>
-    <w:p>
-      <w:r>
-        <w:t>class Server {</w:t>
-      </w:r>
-      <w:r>
-        <w:br/>
-      </w:r>
-      <w:r>
-        <w:br/>
-        <w:t xml:space="preserve">    private volatile </w:t>
-      </w:r>
-      <w:proofErr w:type="spellStart"/>
-      <w:r>
-        <w:t>boolean</w:t>
-      </w:r>
-      <w:proofErr w:type="spellEnd"/>
-      <w:r>
-        <w:t xml:space="preserve"> running = true;</w:t>
-      </w:r>
-      <w:r>
-        <w:br/>
-      </w:r>
-      <w:r>
-        <w:br/>
-        <w:t xml:space="preserve">    public void </w:t>
-      </w:r>
-      <w:proofErr w:type="gramStart"/>
-      <w:r>
-        <w:t>start(</w:t>
-      </w:r>
-      <w:proofErr w:type="gramEnd"/>
-      <w:r>
-        <w:t>) {</w:t>
-      </w:r>
-      <w:r>
-        <w:br/>
-      </w:r>
-      <w:r>
-        <w:br/>
-        <w:t xml:space="preserve">        while (running) {</w:t>
-      </w:r>
-      <w:r>
-        <w:br/>
-        <w:t xml:space="preserve">            </w:t>
-      </w:r>
-      <w:proofErr w:type="spellStart"/>
-      <w:r>
-        <w:t>System.out.println</w:t>
-      </w:r>
-      <w:proofErr w:type="spellEnd"/>
-      <w:r>
-        <w:t>("Server running...");</w:t>
-      </w:r>
-      <w:r>
-        <w:br/>
-        <w:t xml:space="preserve">      </w:t>
-      </w:r>
-      <w:proofErr w:type="gramStart"/>
-      <w:r>
-        <w:t xml:space="preserve">  }</w:t>
-      </w:r>
-      <w:proofErr w:type="gramEnd"/>
-      <w:r>
-        <w:br/>
-      </w:r>
-      <w:r>
-        <w:br/>
-        <w:t xml:space="preserve">        </w:t>
-      </w:r>
-      <w:proofErr w:type="spellStart"/>
-      <w:r>
-        <w:t>System.out.println</w:t>
-      </w:r>
-      <w:proofErr w:type="spellEnd"/>
-      <w:r>
-        <w:t>("Server stopped");</w:t>
-      </w:r>
-      <w:r>
-        <w:br/>
-        <w:t xml:space="preserve">  </w:t>
-      </w:r>
-      <w:proofErr w:type="gramStart"/>
-      <w:r>
-        <w:t xml:space="preserve">  }</w:t>
-      </w:r>
-      <w:proofErr w:type="gramEnd"/>
-      <w:r>
-        <w:br/>
-      </w:r>
-      <w:r>
-        <w:br/>
-        <w:t xml:space="preserve">    public void </w:t>
-      </w:r>
-      <w:proofErr w:type="gramStart"/>
-      <w:r>
-        <w:t>stop(</w:t>
-      </w:r>
-      <w:proofErr w:type="gramEnd"/>
-      <w:r>
-        <w:t>) {</w:t>
-      </w:r>
-      <w:r>
-        <w:br/>
-        <w:t xml:space="preserve">        running = false;</w:t>
-      </w:r>
-      <w:r>
-        <w:br/>
-        <w:t xml:space="preserve">  </w:t>
-      </w:r>
-      <w:proofErr w:type="gramStart"/>
-      <w:r>
-        <w:t xml:space="preserve">  }</w:t>
-      </w:r>
-      <w:proofErr w:type="gramEnd"/>
-      <w:r>
-        <w:br/>
-        <w:t>}</w:t>
-      </w:r>
-    </w:p>
-    <w:p>
-      <w:r>
-        <w:t>Without volatile:</w:t>
-      </w:r>
-    </w:p>
-    <w:p>
-      <w:r>
-        <w:t>Server may never stop.</w:t>
-      </w:r>
-    </w:p>
-    <w:p>
-      <w:r>
-        <w:pict w14:anchorId="30FEE964">
-          <v:rect id="_x0000_i1143" style="width:0;height:1.5pt" o:hralign="center" o:hrstd="t" o:hr="t" fillcolor="#a0a0a0" stroked="f"/>
-        </w:pict>
-      </w:r>
-    </w:p>
-    <w:p>
-      <w:pPr>
-        <w:rPr>
-          <w:b/>
-          <w:bCs/>
-        </w:rPr>
-      </w:pPr>
-      <w:r>
-        <w:rPr>
-          <w:b/>
-          <w:bCs/>
-        </w:rPr>
-        <w:t>volatile vs synchronized</w:t>
-      </w:r>
-    </w:p>
-    <w:p>
-      <w:r>
-        <w:t>volatile</w:t>
-      </w:r>
-    </w:p>
-    <w:p>
-      <w:r>
-        <w:t>• Only visibility guarantee</w:t>
-      </w:r>
-      <w:r>
-        <w:br/>
-        <w:t>• No locking</w:t>
-      </w:r>
-      <w:r>
-        <w:br/>
-      </w:r>
-      <w:r>
-        <w:lastRenderedPageBreak/>
-        <w:t>• Lightweight</w:t>
-      </w:r>
-      <w:r>
-        <w:br/>
-        <w:t>• No blocking</w:t>
-      </w:r>
-    </w:p>
-    <w:p>
-      <w:r>
-        <w:t>synchronized</w:t>
-      </w:r>
-    </w:p>
-    <w:p>
-      <w:r>
-        <w:t>• Visibility</w:t>
-      </w:r>
-      <w:r>
-        <w:br/>
         <w:t>• Atomicity</w:t>
       </w:r>
       <w:r>
@@ -12005,24 +12016,24 @@
     </w:p>
     <w:p>
       <w:r>
+        <w:t>Using volatile for counters</w:t>
+      </w:r>
+      <w:r>
+        <w:br/>
+        <w:t>Assuming volatile ensures thread safety</w:t>
+      </w:r>
+      <w:r>
+        <w:br/>
+        <w:t>Using volatile instead of synchronization</w:t>
+      </w:r>
+      <w:r>
+        <w:br/>
+        <w:t>Not understanding memory model</w:t>
+      </w:r>
+    </w:p>
+    <w:p>
+      <w:r>
         <w:lastRenderedPageBreak/>
-        <w:t>Using volatile for counters</w:t>
-      </w:r>
-      <w:r>
-        <w:br/>
-        <w:t>Assuming volatile ensures thread safety</w:t>
-      </w:r>
-      <w:r>
-        <w:br/>
-        <w:t>Using volatile instead of synchronization</w:t>
-      </w:r>
-      <w:r>
-        <w:br/>
-        <w:t>Not understanding memory model</w:t>
-      </w:r>
-    </w:p>
-    <w:p>
-      <w:r>
         <w:pict w14:anchorId="2B6D6E1D">
           <v:rect id="_x0000_i1148" style="width:0;height:1.5pt" o:hralign="center" o:hrstd="t" o:hr="t" fillcolor="#a0a0a0" stroked="f"/>
         </w:pict>
@@ -12218,24 +12229,26 @@
     </w:p>
     <w:p>
       <w:r>
+        <w:t>Problems with creating threads manually:</w:t>
+      </w:r>
+    </w:p>
+    <w:p>
+      <w:r>
+        <w:t>• Thread creation is expensive</w:t>
+      </w:r>
+      <w:r>
+        <w:br/>
+        <w:t>• No control over number of threads</w:t>
+      </w:r>
+      <w:r>
+        <w:br/>
+        <w:t>• No lifecycle management</w:t>
+      </w:r>
+      <w:r>
+        <w:br/>
+      </w:r>
+      <w:r>
         <w:lastRenderedPageBreak/>
-        <w:t>Problems with creating threads manually:</w:t>
-      </w:r>
-    </w:p>
-    <w:p>
-      <w:r>
-        <w:t>• Thread creation is expensive</w:t>
-      </w:r>
-      <w:r>
-        <w:br/>
-        <w:t>• No control over number of threads</w:t>
-      </w:r>
-      <w:r>
-        <w:br/>
-        <w:t>• No lifecycle management</w:t>
-      </w:r>
-      <w:r>
-        <w:br/>
         <w:t>• Hard to scale</w:t>
       </w:r>
       <w:r>
@@ -12458,10 +12471,25 @@
       </w:r>
       <w:proofErr w:type="spellStart"/>
       <w:r>
-        <w:t>Executors.newSingleThreadExecutor</w:t>
-      </w:r>
-      <w:proofErr w:type="spellEnd"/>
-      <w:r>
+        <w:rPr>
+          <w:highlight w:val="yellow"/>
+        </w:rPr>
+        <w:t>Executors</w:t>
+      </w:r>
+      <w:r>
+        <w:t>.</w:t>
+      </w:r>
+      <w:r>
+        <w:rPr>
+          <w:highlight w:val="yellow"/>
+        </w:rPr>
+        <w:t>newSingleThreadExecutor</w:t>
+      </w:r>
+      <w:proofErr w:type="spellEnd"/>
+      <w:r>
+        <w:rPr>
+          <w:highlight w:val="yellow"/>
+        </w:rPr>
         <w:t>();</w:t>
       </w:r>
       <w:r>
@@ -12500,7 +12528,6 @@
     </w:p>
     <w:p>
       <w:r>
-        <w:lastRenderedPageBreak/>
         <w:pict w14:anchorId="07704C1F">
           <v:rect id="_x0000_i1155" style="width:0;height:1.5pt" o:hralign="center" o:hrstd="t" o:hr="t" fillcolor="#a0a0a0" stroked="f"/>
         </w:pict>
@@ -12535,6 +12562,7 @@
     </w:p>
     <w:p>
       <w:r>
+        <w:lastRenderedPageBreak/>
         <w:t>• Thread pool management</w:t>
       </w:r>
       <w:r>
@@ -12793,30 +12821,28 @@
       </w:r>
       <w:r>
         <w:br/>
-      </w:r>
+        <w:t xml:space="preserve">        </w:t>
+      </w:r>
+      <w:proofErr w:type="spellStart"/>
+      <w:r>
+        <w:t>service.shutdown</w:t>
+      </w:r>
+      <w:proofErr w:type="spellEnd"/>
+      <w:r>
+        <w:t>();</w:t>
+      </w:r>
+      <w:r>
+        <w:br/>
+        <w:t xml:space="preserve">    }</w:t>
+      </w:r>
+      <w:r>
+        <w:br/>
+        <w:t>}</w:t>
+      </w:r>
+    </w:p>
+    <w:p>
       <w:r>
         <w:lastRenderedPageBreak/>
-        <w:t xml:space="preserve">        </w:t>
-      </w:r>
-      <w:proofErr w:type="spellStart"/>
-      <w:r>
-        <w:t>service.shutdown</w:t>
-      </w:r>
-      <w:proofErr w:type="spellEnd"/>
-      <w:r>
-        <w:t>();</w:t>
-      </w:r>
-      <w:r>
-        <w:br/>
-        <w:t xml:space="preserve">    }</w:t>
-      </w:r>
-      <w:r>
-        <w:br/>
-        <w:t>}</w:t>
-      </w:r>
-    </w:p>
-    <w:p>
-      <w:r>
         <w:t>Only 3 threads execute tasks.</w:t>
       </w:r>
       <w:r>
@@ -13129,18 +13155,18 @@
     </w:p>
     <w:p>
       <w:r>
+        <w:t>• Stops accepting new tasks</w:t>
+      </w:r>
+      <w:r>
+        <w:br/>
+        <w:t>• Completes existing tasks</w:t>
+      </w:r>
+    </w:p>
+    <w:p>
+      <w:proofErr w:type="spellStart"/>
+      <w:proofErr w:type="gramStart"/>
+      <w:r>
         <w:lastRenderedPageBreak/>
-        <w:t>• Stops accepting new tasks</w:t>
-      </w:r>
-      <w:r>
-        <w:br/>
-        <w:t>• Completes existing tasks</w:t>
-      </w:r>
-    </w:p>
-    <w:p>
-      <w:proofErr w:type="spellStart"/>
-      <w:proofErr w:type="gramStart"/>
-      <w:r>
         <w:t>shutdownNow</w:t>
       </w:r>
       <w:proofErr w:type="spellEnd"/>
@@ -13345,18 +13371,16 @@
       </w:r>
       <w:r>
         <w:br/>
-      </w:r>
+        <w:t>Creating too many fixed threads</w:t>
+      </w:r>
+      <w:r>
+        <w:br/>
+        <w:t>Blocking inside thread pool threads</w:t>
+      </w:r>
+    </w:p>
+    <w:p>
       <w:r>
         <w:lastRenderedPageBreak/>
-        <w:t>Creating too many fixed threads</w:t>
-      </w:r>
-      <w:r>
-        <w:br/>
-        <w:t>Blocking inside thread pool threads</w:t>
-      </w:r>
-    </w:p>
-    <w:p>
-      <w:r>
         <w:pict w14:anchorId="69B907AF">
           <v:rect id="_x0000_i1164" style="width:0;height:1.5pt" o:hralign="center" o:hrstd="t" o:hr="t" fillcolor="#a0a0a0" stroked="f"/>
         </w:pict>
@@ -16649,11 +16673,20 @@
           <w:bCs/>
         </w:rPr>
       </w:pPr>
-      <w:r>
-        <w:rPr>
-          <w:b/>
-          <w:bCs/>
-        </w:rPr>
+    </w:p>
+    <w:p>
+      <w:pPr>
+        <w:rPr>
+          <w:b/>
+          <w:bCs/>
+        </w:rPr>
+      </w:pPr>
+      <w:r>
+        <w:rPr>
+          <w:b/>
+          <w:bCs/>
+        </w:rPr>
+        <w:lastRenderedPageBreak/>
         <w:t>MODULE 12</w:t>
       </w:r>
     </w:p>
@@ -16669,7 +16702,6 @@
           <w:b/>
           <w:bCs/>
         </w:rPr>
-        <w:lastRenderedPageBreak/>
         <w:t>Fork/Join Framework Deep Dive</w:t>
       </w:r>
     </w:p>
